--- a/examples/classification/doc/README.docx
+++ b/examples/classification/doc/README.docx
@@ -2,7 +2,7 @@
 <file path=word/document.xml><?xml version="1.0" encoding="utf-8"?>
 <w:document xmlns:w="http://schemas.openxmlformats.org/wordprocessingml/2006/main" xmlns:m="http://schemas.openxmlformats.org/officeDocument/2006/math" xmlns:r="http://schemas.openxmlformats.org/officeDocument/2006/relationships" xmlns:o="urn:schemas-microsoft-com:office:office" xmlns:v="urn:schemas-microsoft-com:vml" xmlns:w10="urn:schemas-microsoft-com:office:word" xmlns:a="http://schemas.openxmlformats.org/drawingml/2006/main" xmlns:pic="http://schemas.openxmlformats.org/drawingml/2006/picture" xmlns:wp="http://schemas.openxmlformats.org/drawingml/2006/wordprocessingDrawing">
   <w:body>
-    <w:bookmarkStart w:id="28" w:name="classification-examples"/>
+    <w:bookmarkStart w:id="17" w:name="classification-examples"/>
     <w:p>
       <w:pPr>
         <w:pStyle w:val="Heading1"/>
@@ -16,7 +16,7 @@
         <w:pStyle w:val="FirstParagraph"/>
       </w:pPr>
       <w:r>
-        <w:t xml:space="preserve">This section presents classification as a staged learning path rather than as a flat list of model names. The numbering now leaves semantic gaps so the reader can immediately see where the collection moves from foundations to core model families and then to model selection.</w:t>
+        <w:t xml:space="preserve">This section presents classification as a staged learning path, one subfolder per model family, so each folder maps 1:1 to a slide deck.</w:t>
       </w:r>
     </w:p>
     <w:p>
@@ -36,24 +36,7 @@
         <w:t xml:space="preserve">daltoolbox</w:t>
       </w:r>
       <w:r>
-        <w:t xml:space="preserve">, start with the first two examples and only then move to the alternative learner families. The final block is intentionally separated because tuning makes more sense after the reader already understands at least one untuned learner.</w:t>
-      </w:r>
-    </w:p>
-    <w:bookmarkStart w:id="11" w:name="foundations"/>
-    <w:p>
-      <w:pPr>
-        <w:pStyle w:val="Heading2"/>
-      </w:pPr>
-      <w:r>
-        <w:t xml:space="preserve">Foundations</w:t>
-      </w:r>
-    </w:p>
-    <w:p>
-      <w:pPr>
-        <w:pStyle w:val="FirstParagraph"/>
-      </w:pPr>
-      <w:r>
-        <w:t xml:space="preserve">These examples establish the minimum logic of a classification experiment: define the target, create a split, fit a learner, generate class scores, and evaluate the result.</w:t>
+        <w:t xml:space="preserve">, start with fundamentals and only then move to the alternative learner families. Model selection is intentionally separated because tuning makes more sense after the reader already understands at least one untuned learner.</w:t>
       </w:r>
     </w:p>
     <w:p>
@@ -69,7 +52,7 @@
           <w:rPr>
             <w:rStyle w:val="Hyperlink"/>
           </w:rPr>
-          <w:t xml:space="preserve">01-baseline-majority.md</w:t>
+          <w:t xml:space="preserve">Foundations</w:t>
         </w:r>
       </w:hyperlink>
       <w:r>
@@ -85,10 +68,7 @@
         <w:rPr>
           <w:rStyle w:val="VerbatimChar"/>
         </w:rPr>
-        <w:t xml:space="preserve">cla_majority</w:t>
-      </w:r>
-      <w:r>
-        <w:t xml:space="preserve">: baseline classifier that always predicts the most frequent class observed during training.</w:t>
+        <w:t xml:space="preserve">d042-fundamentals.pdf</w:t>
       </w:r>
     </w:p>
     <w:p>
@@ -104,7 +84,7 @@
           <w:rPr>
             <w:rStyle w:val="Hyperlink"/>
           </w:rPr>
-          <w:t xml:space="preserve">02-interpretable-tree.md</w:t>
+          <w:t xml:space="preserve">Instance-Based (kNN)</w:t>
         </w:r>
       </w:hyperlink>
       <w:r>
@@ -120,28 +100,7 @@
         <w:rPr>
           <w:rStyle w:val="VerbatimChar"/>
         </w:rPr>
-        <w:t xml:space="preserve">cla_dtree</w:t>
-      </w:r>
-      <w:r>
-        <w:t xml:space="preserve">: decision tree classifier with an easy-to-interpret splitting structure.</w:t>
-      </w:r>
-    </w:p>
-    <w:bookmarkEnd w:id="11"/>
-    <w:bookmarkStart w:id="22" w:name="core-model-families"/>
-    <w:p>
-      <w:pPr>
-        <w:pStyle w:val="Heading2"/>
-      </w:pPr>
-      <w:r>
-        <w:t xml:space="preserve">Core Model Families</w:t>
-      </w:r>
-    </w:p>
-    <w:p>
-      <w:pPr>
-        <w:pStyle w:val="FirstParagraph"/>
-      </w:pPr>
-      <w:r>
-        <w:t xml:space="preserve">This block groups learners by different modeling ideas so the reader can compare neighborhood-based, probabilistic, ensemble, margin-based, and neural approaches without confusing them with the baseline block above.</w:t>
+        <w:t xml:space="preserve">d043-knn.pdf</w:t>
       </w:r>
     </w:p>
     <w:p>
@@ -149,7 +108,39 @@
         <w:pStyle w:val="Compact"/>
         <w:numPr>
           <w:ilvl w:val="0"/>
-          <w:numId w:val="1002"/>
+          <w:numId w:val="1001"/>
+        </w:numPr>
+      </w:pPr>
+      <w:hyperlink r:id="rId11">
+        <w:r>
+          <w:rPr>
+            <w:rStyle w:val="Hyperlink"/>
+          </w:rPr>
+          <w:t xml:space="preserve">Probabilistic Classifiers</w:t>
+        </w:r>
+      </w:hyperlink>
+      <w:r>
+        <w:t xml:space="preserve"> </w:t>
+      </w:r>
+      <w:r>
+        <w:t xml:space="preserve">-</w:t>
+      </w:r>
+      <w:r>
+        <w:t xml:space="preserve"> </w:t>
+      </w:r>
+      <w:r>
+        <w:rPr>
+          <w:rStyle w:val="VerbatimChar"/>
+        </w:rPr>
+        <w:t xml:space="preserve">d044-naive-bayes.pdf</w:t>
+      </w:r>
+    </w:p>
+    <w:p>
+      <w:pPr>
+        <w:pStyle w:val="Compact"/>
+        <w:numPr>
+          <w:ilvl w:val="0"/>
+          <w:numId w:val="1001"/>
         </w:numPr>
       </w:pPr>
       <w:hyperlink r:id="rId12">
@@ -157,7 +148,7 @@
           <w:rPr>
             <w:rStyle w:val="Hyperlink"/>
           </w:rPr>
-          <w:t xml:space="preserve">10-instance-based-knn.md</w:t>
+          <w:t xml:space="preserve">Ensemble Classifiers</w:t>
         </w:r>
       </w:hyperlink>
       <w:r>
@@ -173,10 +164,7 @@
         <w:rPr>
           <w:rStyle w:val="VerbatimChar"/>
         </w:rPr>
-        <w:t xml:space="preserve">cla_knn</w:t>
-      </w:r>
-      <w:r>
-        <w:t xml:space="preserve">: classifies by the majority vote of the nearest neighbors.</w:t>
+        <w:t xml:space="preserve">d045-ensemble.pdf</w:t>
       </w:r>
     </w:p>
     <w:p>
@@ -184,7 +172,7 @@
         <w:pStyle w:val="Compact"/>
         <w:numPr>
           <w:ilvl w:val="0"/>
-          <w:numId w:val="1002"/>
+          <w:numId w:val="1001"/>
         </w:numPr>
       </w:pPr>
       <w:hyperlink r:id="rId13">
@@ -192,7 +180,7 @@
           <w:rPr>
             <w:rStyle w:val="Hyperlink"/>
           </w:rPr>
-          <w:t xml:space="preserve">11-probabilistic-naive-bayes.md</w:t>
+          <w:t xml:space="preserve">Margin-Based (SVM)</w:t>
         </w:r>
       </w:hyperlink>
       <w:r>
@@ -208,10 +196,7 @@
         <w:rPr>
           <w:rStyle w:val="VerbatimChar"/>
         </w:rPr>
-        <w:t xml:space="preserve">cla_nb</w:t>
-      </w:r>
-      <w:r>
-        <w:t xml:space="preserve">: probabilistic classifier based on conditional independence assumptions.</w:t>
+        <w:t xml:space="preserve">d046-svm.pdf</w:t>
       </w:r>
     </w:p>
     <w:p>
@@ -219,7 +204,7 @@
         <w:pStyle w:val="Compact"/>
         <w:numPr>
           <w:ilvl w:val="0"/>
-          <w:numId w:val="1002"/>
+          <w:numId w:val="1001"/>
         </w:numPr>
       </w:pPr>
       <w:hyperlink r:id="rId14">
@@ -227,7 +212,7 @@
           <w:rPr>
             <w:rStyle w:val="Hyperlink"/>
           </w:rPr>
-          <w:t xml:space="preserve">12-ensemble-random-forest.md</w:t>
+          <w:t xml:space="preserve">Neural Networks</w:t>
         </w:r>
       </w:hyperlink>
       <w:r>
@@ -243,10 +228,7 @@
         <w:rPr>
           <w:rStyle w:val="VerbatimChar"/>
         </w:rPr>
-        <w:t xml:space="preserve">cla_rf</w:t>
-      </w:r>
-      <w:r>
-        <w:t xml:space="preserve">: ensemble of randomized decision trees.</w:t>
+        <w:t xml:space="preserve">d047-neural-networks.pdf</w:t>
       </w:r>
     </w:p>
     <w:p>
@@ -254,7 +236,7 @@
         <w:pStyle w:val="Compact"/>
         <w:numPr>
           <w:ilvl w:val="0"/>
-          <w:numId w:val="1002"/>
+          <w:numId w:val="1001"/>
         </w:numPr>
       </w:pPr>
       <w:hyperlink r:id="rId15">
@@ -262,26 +244,14 @@
           <w:rPr>
             <w:rStyle w:val="Hyperlink"/>
           </w:rPr>
-          <w:t xml:space="preserve">13-margin-svm.md</w:t>
+          <w:t xml:space="preserve">Linear Models</w:t>
         </w:r>
       </w:hyperlink>
       <w:r>
         <w:t xml:space="preserve"> </w:t>
       </w:r>
       <w:r>
-        <w:t xml:space="preserve">-</w:t>
-      </w:r>
-      <w:r>
-        <w:t xml:space="preserve"> </w:t>
-      </w:r>
-      <w:r>
-        <w:rPr>
-          <w:rStyle w:val="VerbatimChar"/>
-        </w:rPr>
-        <w:t xml:space="preserve">cla_svm</w:t>
-      </w:r>
-      <w:r>
-        <w:t xml:space="preserve">: support vector machine for margin-based class separation.</w:t>
+        <w:t xml:space="preserve">- no deck yet, pending a new presentation</w:t>
       </w:r>
     </w:p>
     <w:p>
@@ -289,7 +259,7 @@
         <w:pStyle w:val="Compact"/>
         <w:numPr>
           <w:ilvl w:val="0"/>
-          <w:numId w:val="1002"/>
+          <w:numId w:val="1001"/>
         </w:numPr>
       </w:pPr>
       <w:hyperlink r:id="rId16">
@@ -297,7 +267,7 @@
           <w:rPr>
             <w:rStyle w:val="Hyperlink"/>
           </w:rPr>
-          <w:t xml:space="preserve">14-neural-mlp.md</w:t>
+          <w:t xml:space="preserve">Model Selection</w:t>
         </w:r>
       </w:hyperlink>
       <w:r>
@@ -313,357 +283,10 @@
         <w:rPr>
           <w:rStyle w:val="VerbatimChar"/>
         </w:rPr>
-        <w:t xml:space="preserve">cla_mlp</w:t>
-      </w:r>
-      <w:r>
-        <w:t xml:space="preserve">: multilayer perceptron for nonlinear classification.</w:t>
+        <w:t xml:space="preserve">d048-model-selection.pdf</w:t>
       </w:r>
     </w:p>
-    <w:p>
-      <w:pPr>
-        <w:pStyle w:val="Compact"/>
-        <w:numPr>
-          <w:ilvl w:val="0"/>
-          <w:numId w:val="1002"/>
-        </w:numPr>
-      </w:pPr>
-      <w:hyperlink r:id="rId17">
-        <w:r>
-          <w:rPr>
-            <w:rStyle w:val="Hyperlink"/>
-          </w:rPr>
-          <w:t xml:space="preserve">15-ensemble-bagging.md</w:t>
-        </w:r>
-      </w:hyperlink>
-      <w:r>
-        <w:t xml:space="preserve"> </w:t>
-      </w:r>
-      <w:r>
-        <w:t xml:space="preserve">-</w:t>
-      </w:r>
-      <w:r>
-        <w:t xml:space="preserve"> </w:t>
-      </w:r>
-      <w:r>
-        <w:rPr>
-          <w:rStyle w:val="VerbatimChar"/>
-        </w:rPr>
-        <w:t xml:space="preserve">cla_bagging</w:t>
-      </w:r>
-      <w:r>
-        <w:t xml:space="preserve">: bootstrap aggregation of tree learners.</w:t>
-      </w:r>
-    </w:p>
-    <w:p>
-      <w:pPr>
-        <w:pStyle w:val="Compact"/>
-        <w:numPr>
-          <w:ilvl w:val="0"/>
-          <w:numId w:val="1002"/>
-        </w:numPr>
-      </w:pPr>
-      <w:hyperlink r:id="rId18">
-        <w:r>
-          <w:rPr>
-            <w:rStyle w:val="Hyperlink"/>
-          </w:rPr>
-          <w:t xml:space="preserve">16-ensemble-boosting.md</w:t>
-        </w:r>
-      </w:hyperlink>
-      <w:r>
-        <w:t xml:space="preserve"> </w:t>
-      </w:r>
-      <w:r>
-        <w:t xml:space="preserve">-</w:t>
-      </w:r>
-      <w:r>
-        <w:t xml:space="preserve"> </w:t>
-      </w:r>
-      <w:r>
-        <w:rPr>
-          <w:rStyle w:val="VerbatimChar"/>
-        </w:rPr>
-        <w:t xml:space="preserve">cla_boosting</w:t>
-      </w:r>
-      <w:r>
-        <w:t xml:space="preserve">: sequential ensemble that focuses on hard cases.</w:t>
-      </w:r>
-    </w:p>
-    <w:p>
-      <w:pPr>
-        <w:pStyle w:val="Compact"/>
-        <w:numPr>
-          <w:ilvl w:val="0"/>
-          <w:numId w:val="1002"/>
-        </w:numPr>
-      </w:pPr>
-      <w:hyperlink r:id="rId19">
-        <w:r>
-          <w:rPr>
-            <w:rStyle w:val="Hyperlink"/>
-          </w:rPr>
-          <w:t xml:space="preserve">17-linear-logistic-glm.md</w:t>
-        </w:r>
-      </w:hyperlink>
-      <w:r>
-        <w:t xml:space="preserve"> </w:t>
-      </w:r>
-      <w:r>
-        <w:t xml:space="preserve">-</w:t>
-      </w:r>
-      <w:r>
-        <w:t xml:space="preserve"> </w:t>
-      </w:r>
-      <w:r>
-        <w:rPr>
-          <w:rStyle w:val="VerbatimChar"/>
-        </w:rPr>
-        <w:t xml:space="preserve">cla_glm</w:t>
-      </w:r>
-      <w:r>
-        <w:t xml:space="preserve">: binary logistic regression through the GLM framework.</w:t>
-      </w:r>
-    </w:p>
-    <w:p>
-      <w:pPr>
-        <w:pStyle w:val="Compact"/>
-        <w:numPr>
-          <w:ilvl w:val="0"/>
-          <w:numId w:val="1002"/>
-        </w:numPr>
-      </w:pPr>
-      <w:hyperlink r:id="rId20">
-        <w:r>
-          <w:rPr>
-            <w:rStyle w:val="Hyperlink"/>
-          </w:rPr>
-          <w:t xml:space="preserve">18-linear-logistic-glmnet.md</w:t>
-        </w:r>
-      </w:hyperlink>
-      <w:r>
-        <w:t xml:space="preserve"> </w:t>
-      </w:r>
-      <w:r>
-        <w:t xml:space="preserve">-</w:t>
-      </w:r>
-      <w:r>
-        <w:t xml:space="preserve"> </w:t>
-      </w:r>
-      <w:r>
-        <w:rPr>
-          <w:rStyle w:val="VerbatimChar"/>
-        </w:rPr>
-        <w:t xml:space="preserve">cla_glmnet</w:t>
-      </w:r>
-      <w:r>
-        <w:t xml:space="preserve">: L1-regularized logistic regression.</w:t>
-      </w:r>
-    </w:p>
-    <w:p>
-      <w:pPr>
-        <w:pStyle w:val="Compact"/>
-        <w:numPr>
-          <w:ilvl w:val="0"/>
-          <w:numId w:val="1002"/>
-        </w:numPr>
-      </w:pPr>
-      <w:hyperlink r:id="rId21">
-        <w:r>
-          <w:rPr>
-            <w:rStyle w:val="Hyperlink"/>
-          </w:rPr>
-          <w:t xml:space="preserve">19-probabilistic-multinomial.md</w:t>
-        </w:r>
-      </w:hyperlink>
-      <w:r>
-        <w:t xml:space="preserve"> </w:t>
-      </w:r>
-      <w:r>
-        <w:t xml:space="preserve">-</w:t>
-      </w:r>
-      <w:r>
-        <w:t xml:space="preserve"> </w:t>
-      </w:r>
-      <w:r>
-        <w:rPr>
-          <w:rStyle w:val="VerbatimChar"/>
-        </w:rPr>
-        <w:t xml:space="preserve">cla_multinom</w:t>
-      </w:r>
-      <w:r>
-        <w:t xml:space="preserve">: multinomial logistic regression for multiclass problems.</w:t>
-      </w:r>
-    </w:p>
-    <w:bookmarkEnd w:id="22"/>
-    <w:bookmarkStart w:id="24" w:name="model-selection"/>
-    <w:p>
-      <w:pPr>
-        <w:pStyle w:val="Heading2"/>
-      </w:pPr>
-      <w:r>
-        <w:t xml:space="preserve">Model Selection</w:t>
-      </w:r>
-    </w:p>
-    <w:p>
-      <w:pPr>
-        <w:pStyle w:val="FirstParagraph"/>
-      </w:pPr>
-      <w:r>
-        <w:t xml:space="preserve">This final block isolates hyperparameter search from the learner-introduction examples. That separation helps the reader first understand what a learner does before adding the extra layer of search strategy and comparison.</w:t>
-      </w:r>
-    </w:p>
-    <w:p>
-      <w:pPr>
-        <w:pStyle w:val="Compact"/>
-        <w:numPr>
-          <w:ilvl w:val="0"/>
-          <w:numId w:val="1003"/>
-        </w:numPr>
-      </w:pPr>
-      <w:hyperlink r:id="rId23">
-        <w:r>
-          <w:rPr>
-            <w:rStyle w:val="Hyperlink"/>
-          </w:rPr>
-          <w:t xml:space="preserve">20-model-selection-tuning.md</w:t>
-        </w:r>
-      </w:hyperlink>
-      <w:r>
-        <w:t xml:space="preserve"> </w:t>
-      </w:r>
-      <w:r>
-        <w:t xml:space="preserve">-</w:t>
-      </w:r>
-      <w:r>
-        <w:t xml:space="preserve"> </w:t>
-      </w:r>
-      <w:r>
-        <w:rPr>
-          <w:rStyle w:val="VerbatimChar"/>
-        </w:rPr>
-        <w:t xml:space="preserve">cla_tune</w:t>
-      </w:r>
-      <w:r>
-        <w:t xml:space="preserve">: searches hyperparameter ranges while preserving the same Experiment Line workflow.</w:t>
-      </w:r>
-    </w:p>
-    <w:bookmarkEnd w:id="24"/>
-    <w:bookmarkStart w:id="27" w:name="additional-backends"/>
-    <w:p>
-      <w:pPr>
-        <w:pStyle w:val="Heading2"/>
-      </w:pPr>
-      <w:r>
-        <w:t xml:space="preserve">Additional Backends</w:t>
-      </w:r>
-    </w:p>
-    <w:p>
-      <w:pPr>
-        <w:pStyle w:val="FirstParagraph"/>
-      </w:pPr>
-      <w:r>
-        <w:t xml:space="preserve">These examples keep the same classification task but switch backend implementation, which is useful for readers comparing DAL wrappers rather than only statistical families.</w:t>
-      </w:r>
-    </w:p>
-    <w:p>
-      <w:pPr>
-        <w:pStyle w:val="Compact"/>
-        <w:numPr>
-          <w:ilvl w:val="0"/>
-          <w:numId w:val="1004"/>
-        </w:numPr>
-      </w:pPr>
-      <w:hyperlink r:id="rId25">
-        <w:r>
-          <w:rPr>
-            <w:rStyle w:val="Hyperlink"/>
-          </w:rPr>
-          <w:t xml:space="preserve">21-tree-rpart.md</w:t>
-        </w:r>
-      </w:hyperlink>
-      <w:r>
-        <w:t xml:space="preserve"> </w:t>
-      </w:r>
-      <w:r>
-        <w:t xml:space="preserve">-</w:t>
-      </w:r>
-      <w:r>
-        <w:t xml:space="preserve"> </w:t>
-      </w:r>
-      <w:r>
-        <w:rPr>
-          <w:rStyle w:val="VerbatimChar"/>
-        </w:rPr>
-        <w:t xml:space="preserve">cla_rpart</w:t>
-      </w:r>
-      <w:r>
-        <w:t xml:space="preserve">: CART classification tree with the</w:t>
-      </w:r>
-      <w:r>
-        <w:t xml:space="preserve"> </w:t>
-      </w:r>
-      <w:r>
-        <w:rPr>
-          <w:rStyle w:val="VerbatimChar"/>
-        </w:rPr>
-        <w:t xml:space="preserve">rpart</w:t>
-      </w:r>
-      <w:r>
-        <w:t xml:space="preserve"> </w:t>
-      </w:r>
-      <w:r>
-        <w:t xml:space="preserve">backend.</w:t>
-      </w:r>
-    </w:p>
-    <w:p>
-      <w:pPr>
-        <w:pStyle w:val="Compact"/>
-        <w:numPr>
-          <w:ilvl w:val="0"/>
-          <w:numId w:val="1004"/>
-        </w:numPr>
-      </w:pPr>
-      <w:hyperlink r:id="rId26">
-        <w:r>
-          <w:rPr>
-            <w:rStyle w:val="Hyperlink"/>
-          </w:rPr>
-          <w:t xml:space="preserve">22-boosting-xgboost.md</w:t>
-        </w:r>
-      </w:hyperlink>
-      <w:r>
-        <w:t xml:space="preserve"> </w:t>
-      </w:r>
-      <w:r>
-        <w:t xml:space="preserve">-</w:t>
-      </w:r>
-      <w:r>
-        <w:t xml:space="preserve"> </w:t>
-      </w:r>
-      <w:r>
-        <w:rPr>
-          <w:rStyle w:val="VerbatimChar"/>
-        </w:rPr>
-        <w:t xml:space="preserve">cla_xgboost</w:t>
-      </w:r>
-      <w:r>
-        <w:t xml:space="preserve">: gradient boosting classifier with</w:t>
-      </w:r>
-      <w:r>
-        <w:t xml:space="preserve"> </w:t>
-      </w:r>
-      <w:r>
-        <w:rPr>
-          <w:rStyle w:val="VerbatimChar"/>
-        </w:rPr>
-        <w:t xml:space="preserve">xgboost</w:t>
-      </w:r>
-      <w:r>
-        <w:t xml:space="preserve">.</w:t>
-      </w:r>
-    </w:p>
-    <w:bookmarkEnd w:id="27"/>
-    <w:bookmarkEnd w:id="28"/>
+    <w:bookmarkEnd w:id="17"/>
     <w:sectPr>
       <w:footnotePr>
         <w:numRestart w:val="eachSect"/>
@@ -881,15 +504,6 @@
     <w:abstractNumId w:val="990"/>
   </w:num>
   <w:num w:numId="1001">
-    <w:abstractNumId w:val="991"/>
-  </w:num>
-  <w:num w:numId="1002">
-    <w:abstractNumId w:val="991"/>
-  </w:num>
-  <w:num w:numId="1003">
-    <w:abstractNumId w:val="991"/>
-  </w:num>
-  <w:num w:numId="1004">
     <w:abstractNumId w:val="991"/>
   </w:num>
 </w:numbering>

--- a/examples/classification/doc/README.docx
+++ b/examples/classification/doc/README.docx
@@ -2,7 +2,7 @@
 <file path=word/document.xml><?xml version="1.0" encoding="utf-8"?>
 <w:document xmlns:w="http://schemas.openxmlformats.org/wordprocessingml/2006/main" xmlns:m="http://schemas.openxmlformats.org/officeDocument/2006/math" xmlns:r="http://schemas.openxmlformats.org/officeDocument/2006/relationships" xmlns:o="urn:schemas-microsoft-com:office:office" xmlns:v="urn:schemas-microsoft-com:vml" xmlns:w10="urn:schemas-microsoft-com:office:word" xmlns:a="http://schemas.openxmlformats.org/drawingml/2006/main" xmlns:pic="http://schemas.openxmlformats.org/drawingml/2006/picture" xmlns:wp="http://schemas.openxmlformats.org/drawingml/2006/wordprocessingDrawing">
   <w:body>
-    <w:bookmarkStart w:id="17" w:name="classification-examples"/>
+    <w:bookmarkStart w:id="26" w:name="classification-examples"/>
     <w:p>
       <w:pPr>
         <w:pStyle w:val="Heading1"/>
@@ -37,6 +37,31 @@
       </w:r>
       <w:r>
         <w:t xml:space="preserve">, start with fundamentals and only then move to the alternative learner families. Model selection is intentionally separated because tuning makes more sense after the reader already understands at least one untuned learner.</w:t>
+      </w:r>
+    </w:p>
+    <w:p>
+      <w:pPr>
+        <w:pStyle w:val="BlockText"/>
+      </w:pPr>
+      <w:r>
+        <w:t xml:space="preserve">Slide deck:</w:t>
+      </w:r>
+      <w:r>
+        <w:t xml:space="preserve"> </w:t>
+      </w:r>
+      <w:hyperlink r:id="rId9">
+        <w:r>
+          <w:rPr>
+            <w:rStyle w:val="Hyperlink"/>
+          </w:rPr>
+          <w:t xml:space="preserve">d041_classification.pdf</w:t>
+        </w:r>
+      </w:hyperlink>
+      <w:r>
+        <w:t xml:space="preserve"> </w:t>
+      </w:r>
+      <w:r>
+        <w:t xml:space="preserve">— whole-family overview.</w:t>
       </w:r>
     </w:p>
     <w:p>
@@ -47,7 +72,7 @@
           <w:numId w:val="1001"/>
         </w:numPr>
       </w:pPr>
-      <w:hyperlink r:id="rId9">
+      <w:hyperlink r:id="rId10">
         <w:r>
           <w:rPr>
             <w:rStyle w:val="Hyperlink"/>
@@ -64,12 +89,14 @@
       <w:r>
         <w:t xml:space="preserve"> </w:t>
       </w:r>
-      <w:r>
-        <w:rPr>
-          <w:rStyle w:val="VerbatimChar"/>
-        </w:rPr>
-        <w:t xml:space="preserve">d042-fundamentals.pdf</w:t>
-      </w:r>
+      <w:hyperlink r:id="rId11">
+        <w:r>
+          <w:rPr>
+            <w:rStyle w:val="Hyperlink"/>
+          </w:rPr>
+          <w:t xml:space="preserve">d042_classification_fundamentals.pdf</w:t>
+        </w:r>
+      </w:hyperlink>
     </w:p>
     <w:p>
       <w:pPr>
@@ -79,7 +106,7 @@
           <w:numId w:val="1001"/>
         </w:numPr>
       </w:pPr>
-      <w:hyperlink r:id="rId10">
+      <w:hyperlink r:id="rId12">
         <w:r>
           <w:rPr>
             <w:rStyle w:val="Hyperlink"/>
@@ -96,12 +123,14 @@
       <w:r>
         <w:t xml:space="preserve"> </w:t>
       </w:r>
-      <w:r>
-        <w:rPr>
-          <w:rStyle w:val="VerbatimChar"/>
-        </w:rPr>
-        <w:t xml:space="preserve">d043-knn.pdf</w:t>
-      </w:r>
+      <w:hyperlink r:id="rId13">
+        <w:r>
+          <w:rPr>
+            <w:rStyle w:val="Hyperlink"/>
+          </w:rPr>
+          <w:t xml:space="preserve">d043_classification_knn.pdf</w:t>
+        </w:r>
+      </w:hyperlink>
     </w:p>
     <w:p>
       <w:pPr>
@@ -111,7 +140,7 @@
           <w:numId w:val="1001"/>
         </w:numPr>
       </w:pPr>
-      <w:hyperlink r:id="rId11">
+      <w:hyperlink r:id="rId14">
         <w:r>
           <w:rPr>
             <w:rStyle w:val="Hyperlink"/>
@@ -128,12 +157,14 @@
       <w:r>
         <w:t xml:space="preserve"> </w:t>
       </w:r>
-      <w:r>
-        <w:rPr>
-          <w:rStyle w:val="VerbatimChar"/>
-        </w:rPr>
-        <w:t xml:space="preserve">d044-naive-bayes.pdf</w:t>
-      </w:r>
+      <w:hyperlink r:id="rId15">
+        <w:r>
+          <w:rPr>
+            <w:rStyle w:val="Hyperlink"/>
+          </w:rPr>
+          <w:t xml:space="preserve">d044_classification_probabilistic.pdf</w:t>
+        </w:r>
+      </w:hyperlink>
     </w:p>
     <w:p>
       <w:pPr>
@@ -143,7 +174,7 @@
           <w:numId w:val="1001"/>
         </w:numPr>
       </w:pPr>
-      <w:hyperlink r:id="rId12">
+      <w:hyperlink r:id="rId16">
         <w:r>
           <w:rPr>
             <w:rStyle w:val="Hyperlink"/>
@@ -160,12 +191,14 @@
       <w:r>
         <w:t xml:space="preserve"> </w:t>
       </w:r>
-      <w:r>
-        <w:rPr>
-          <w:rStyle w:val="VerbatimChar"/>
-        </w:rPr>
-        <w:t xml:space="preserve">d045-ensemble.pdf</w:t>
-      </w:r>
+      <w:hyperlink r:id="rId17">
+        <w:r>
+          <w:rPr>
+            <w:rStyle w:val="Hyperlink"/>
+          </w:rPr>
+          <w:t xml:space="preserve">d045_classification_ensemble.pdf</w:t>
+        </w:r>
+      </w:hyperlink>
     </w:p>
     <w:p>
       <w:pPr>
@@ -175,7 +208,7 @@
           <w:numId w:val="1001"/>
         </w:numPr>
       </w:pPr>
-      <w:hyperlink r:id="rId13">
+      <w:hyperlink r:id="rId18">
         <w:r>
           <w:rPr>
             <w:rStyle w:val="Hyperlink"/>
@@ -192,12 +225,14 @@
       <w:r>
         <w:t xml:space="preserve"> </w:t>
       </w:r>
-      <w:r>
-        <w:rPr>
-          <w:rStyle w:val="VerbatimChar"/>
-        </w:rPr>
-        <w:t xml:space="preserve">d046-svm.pdf</w:t>
-      </w:r>
+      <w:hyperlink r:id="rId19">
+        <w:r>
+          <w:rPr>
+            <w:rStyle w:val="Hyperlink"/>
+          </w:rPr>
+          <w:t xml:space="preserve">d046_classification_svm.pdf</w:t>
+        </w:r>
+      </w:hyperlink>
     </w:p>
     <w:p>
       <w:pPr>
@@ -207,7 +242,7 @@
           <w:numId w:val="1001"/>
         </w:numPr>
       </w:pPr>
-      <w:hyperlink r:id="rId14">
+      <w:hyperlink r:id="rId20">
         <w:r>
           <w:rPr>
             <w:rStyle w:val="Hyperlink"/>
@@ -224,12 +259,14 @@
       <w:r>
         <w:t xml:space="preserve"> </w:t>
       </w:r>
-      <w:r>
-        <w:rPr>
-          <w:rStyle w:val="VerbatimChar"/>
-        </w:rPr>
-        <w:t xml:space="preserve">d047-neural-networks.pdf</w:t>
-      </w:r>
+      <w:hyperlink r:id="rId21">
+        <w:r>
+          <w:rPr>
+            <w:rStyle w:val="Hyperlink"/>
+          </w:rPr>
+          <w:t xml:space="preserve">d047_classification_neural-networks.pdf</w:t>
+        </w:r>
+      </w:hyperlink>
     </w:p>
     <w:p>
       <w:pPr>
@@ -239,7 +276,7 @@
           <w:numId w:val="1001"/>
         </w:numPr>
       </w:pPr>
-      <w:hyperlink r:id="rId15">
+      <w:hyperlink r:id="rId22">
         <w:r>
           <w:rPr>
             <w:rStyle w:val="Hyperlink"/>
@@ -251,7 +288,24 @@
         <w:t xml:space="preserve"> </w:t>
       </w:r>
       <w:r>
-        <w:t xml:space="preserve">- no deck yet, pending a new presentation</w:t>
+        <w:t xml:space="preserve">-</w:t>
+      </w:r>
+      <w:r>
+        <w:t xml:space="preserve"> </w:t>
+      </w:r>
+      <w:hyperlink r:id="rId23">
+        <w:r>
+          <w:rPr>
+            <w:rStyle w:val="Hyperlink"/>
+          </w:rPr>
+          <w:t xml:space="preserve">d049_classification_linear-models.pdf</w:t>
+        </w:r>
+      </w:hyperlink>
+      <w:r>
+        <w:t xml:space="preserve"> </w:t>
+      </w:r>
+      <w:r>
+        <w:t xml:space="preserve">(draft)</w:t>
       </w:r>
     </w:p>
     <w:p>
@@ -262,7 +316,7 @@
           <w:numId w:val="1001"/>
         </w:numPr>
       </w:pPr>
-      <w:hyperlink r:id="rId16">
+      <w:hyperlink r:id="rId24">
         <w:r>
           <w:rPr>
             <w:rStyle w:val="Hyperlink"/>
@@ -279,14 +333,16 @@
       <w:r>
         <w:t xml:space="preserve"> </w:t>
       </w:r>
-      <w:r>
-        <w:rPr>
-          <w:rStyle w:val="VerbatimChar"/>
-        </w:rPr>
-        <w:t xml:space="preserve">d048-model-selection.pdf</w:t>
-      </w:r>
+      <w:hyperlink r:id="rId25">
+        <w:r>
+          <w:rPr>
+            <w:rStyle w:val="Hyperlink"/>
+          </w:rPr>
+          <w:t xml:space="preserve">d048_classification_model-selection.pdf</w:t>
+        </w:r>
+      </w:hyperlink>
     </w:p>
-    <w:bookmarkEnd w:id="17"/>
+    <w:bookmarkEnd w:id="26"/>
     <w:sectPr>
       <w:footnotePr>
         <w:numRestart w:val="eachSect"/>
